--- a/ABAC documents/ABAC-Privacy-Statement.docx
+++ b/ABAC documents/ABAC-Privacy-Statement.docx
@@ -46,7 +46,32 @@
           <w:iCs/>
           <w:color w:val="555555"/>
         </w:rPr>
-        <w:t>Last updated: [insert date on publication]</w:t>
+        <w:t>Last updated:</w:t>
+      </w:r>
+      <w:r>
+        <w:rPr>
+          <w:i/>
+          <w:iCs/>
+          <w:color w:val="555555"/>
+        </w:rPr>
+        <w:t>08</w:t>
+      </w:r>
+      <w:r>
+        <w:rPr>
+          <w:i/>
+          <w:iCs/>
+          <w:color w:val="555555"/>
+          <w:vertAlign w:val="superscript"/>
+        </w:rPr>
+        <w:t>th</w:t>
+      </w:r>
+      <w:r>
+        <w:rPr>
+          <w:i/>
+          <w:iCs/>
+          <w:color w:val="555555"/>
+        </w:rPr>
+        <w:t xml:space="preserve"> August 2026</w:t>
       </w:r>
     </w:p>
     <w:p>
@@ -627,19 +652,7 @@
           <w:rPr>
             <w:rStyle w:val="Hyperlink"/>
           </w:rPr>
-          <w:t>oaic.g</w:t>
-        </w:r>
-        <w:r>
-          <w:rPr>
-            <w:rStyle w:val="Hyperlink"/>
-          </w:rPr>
-          <w:t>o</w:t>
-        </w:r>
-        <w:r>
-          <w:rPr>
-            <w:rStyle w:val="Hyperlink"/>
-          </w:rPr>
-          <w:t>v.au</w:t>
+          <w:t>oaic.gov.au</w:t>
         </w:r>
       </w:hyperlink>
       <w:r>
